--- a/3D printables/Text/C64KB_3D_ModD.docx
+++ b/3D printables/Text/C64KB_3D_ModD.docx
@@ -92,12 +92,39 @@
     <w:p>
       <w:pPr>
         <w:jc w:val="both"/>
-      </w:pPr>
-      <w:r>
-        <w:t>The C64 Keyboard PCB requires either a mounting frame for screwing it into a C64 or C64C case or a USB keyboard case.</w:t>
-      </w:r>
-      <w:r>
-        <w:t xml:space="preserve"> All parts were designed to fit on a 3D printer with a 25cm wide print bed. </w:t>
+        <w:rPr>
+          <w:rFonts w:ascii="Times New Roman" w:hAnsi="Times New Roman"/>
+        </w:rPr>
+      </w:pPr>
+      <w:r>
+        <w:t xml:space="preserve">The C64 Keyboard PCB requires either a </w:t>
+      </w:r>
+      <w:r>
+        <w:rPr>
+          <w:rStyle w:val="Fett"/>
+        </w:rPr>
+        <w:t>mounting frame</w:t>
+      </w:r>
+      <w:r>
+        <w:t xml:space="preserve"> for installation in a C64 or C64C case, or a </w:t>
+      </w:r>
+      <w:r>
+        <w:rPr>
+          <w:rStyle w:val="Fett"/>
+        </w:rPr>
+        <w:t>USB keyboard case</w:t>
+      </w:r>
+      <w:r>
+        <w:t xml:space="preserve">. All parts were designed to fit on a 3D printer with a </w:t>
+      </w:r>
+      <w:r>
+        <w:rPr>
+          <w:rStyle w:val="Fett"/>
+        </w:rPr>
+        <w:t>25 cm-wide print bed</w:t>
+      </w:r>
+      <w:r>
+        <w:t>.</w:t>
       </w:r>
     </w:p>
     <w:p>
@@ -105,15 +132,42 @@
         <w:jc w:val="both"/>
       </w:pPr>
       <w:r>
-        <w:t xml:space="preserve">The mounting frame was tested with different cases, like the C64 </w:t>
+        <w:t xml:space="preserve">The mounting frame has been tested with various cases, including the </w:t>
+      </w:r>
+      <w:r>
+        <w:rPr>
+          <w:rStyle w:val="Fett"/>
+        </w:rPr>
+        <w:t xml:space="preserve">C64 </w:t>
       </w:r>
       <w:proofErr w:type="spellStart"/>
       <w:r>
+        <w:rPr>
+          <w:rStyle w:val="Fett"/>
+        </w:rPr>
         <w:t>Breadbin</w:t>
       </w:r>
       <w:proofErr w:type="spellEnd"/>
       <w:r>
-        <w:t xml:space="preserve">, different C64C cases and the C64C clip case. </w:t>
+        <w:t xml:space="preserve">, different </w:t>
+      </w:r>
+      <w:r>
+        <w:rPr>
+          <w:rStyle w:val="Fett"/>
+        </w:rPr>
+        <w:t>C64C</w:t>
+      </w:r>
+      <w:r>
+        <w:t xml:space="preserve"> cases, and the </w:t>
+      </w:r>
+      <w:r>
+        <w:rPr>
+          <w:rStyle w:val="Fett"/>
+        </w:rPr>
+        <w:t>C64C clip case</w:t>
+      </w:r>
+      <w:r>
+        <w:t>.</w:t>
       </w:r>
     </w:p>
     <w:p>
@@ -121,7 +175,7 @@
         <w:jc w:val="both"/>
       </w:pPr>
       <w:r>
-        <w:t>There are two different versions of the C64 USB-keyboard:</w:t>
+        <w:t>There are two different versions of the C64 USB keyboard:</w:t>
       </w:r>
     </w:p>
     <w:p>
@@ -133,13 +187,14 @@
         </w:numPr>
       </w:pPr>
       <w:r>
-        <w:t>Classic for using the original keycaps and a</w:t>
-      </w:r>
-      <w:r>
-        <w:t xml:space="preserve"> classic</w:t>
-      </w:r>
-      <w:r>
-        <w:t xml:space="preserve"> 9U space bar</w:t>
+        <w:rPr>
+          <w:b/>
+          <w:bCs/>
+        </w:rPr>
+        <w:t>Classic:</w:t>
+      </w:r>
+      <w:r>
+        <w:t xml:space="preserve"> For use with original keycaps and a classic 9U space bar.</w:t>
       </w:r>
     </w:p>
     <w:p>
@@ -151,10 +206,14 @@
         </w:numPr>
       </w:pPr>
       <w:r>
-        <w:t>Modern for modern keycaps</w:t>
-      </w:r>
-      <w:r>
-        <w:t xml:space="preserve"> (DIY and Blingboard64/C64U keycaps).</w:t>
+        <w:rPr>
+          <w:b/>
+          <w:bCs/>
+        </w:rPr>
+        <w:t>Modern:</w:t>
+      </w:r>
+      <w:r>
+        <w:t xml:space="preserve"> For use with modern keycaps, including DIY and Blingboard64/C64U keycaps.</w:t>
       </w:r>
     </w:p>
     <w:p>
@@ -162,7 +221,17 @@
         <w:jc w:val="both"/>
       </w:pPr>
       <w:r>
-        <w:t>The difference are the plates.</w:t>
+        <w:t xml:space="preserve">The difference between the two versions is the </w:t>
+      </w:r>
+      <w:r>
+        <w:rPr>
+          <w:b/>
+          <w:bCs/>
+        </w:rPr>
+        <w:t>plates</w:t>
+      </w:r>
+      <w:r>
+        <w:t>.</w:t>
       </w:r>
     </w:p>
     <w:p>
@@ -191,7 +260,17 @@
         <w:jc w:val="both"/>
       </w:pPr>
       <w:r>
-        <w:t xml:space="preserve">The mounting frame is attached to the C64 Keyboard PCB with 16 each C 2.2x6.5 H DIN 7981 self-tapping screws for sheet metal. </w:t>
+        <w:t xml:space="preserve">The mounting frame is attached to the C64 Keyboard PCB using </w:t>
+      </w:r>
+      <w:r>
+        <w:rPr>
+          <w:b/>
+          <w:bCs/>
+        </w:rPr>
+        <w:t>16 C 2.2 × 6.5 H DIN 7981 self-tapping sheet-metal screws</w:t>
+      </w:r>
+      <w:r>
+        <w:t>.</w:t>
       </w:r>
     </w:p>
     <w:p>
@@ -204,7 +283,7 @@
           <w:noProof/>
         </w:rPr>
         <w:drawing>
-          <wp:inline distT="0" distB="0" distL="0" distR="0" wp14:anchorId="26C8FBEA" wp14:editId="223B5F3D">
+          <wp:inline distT="0" distB="0" distL="0" distR="0" wp14:anchorId="26C8FBEA" wp14:editId="06139CDA">
             <wp:extent cx="5041392" cy="2203704"/>
             <wp:effectExtent l="0" t="0" r="6985" b="6350"/>
             <wp:docPr id="501209003" name="Grafik 1"/>
@@ -281,7 +360,57 @@
         <w:jc w:val="both"/>
       </w:pPr>
       <w:r>
-        <w:t>For the PCB Rev. 0, a Rev. 0 mounting frame is required. For a PCB Rev. 1 and 2, a Rev. 1 mounting frame is required. The difference is, that Rev.1 is capable of a 9U stabilizer which causes one screw being moved right some millimeters.</w:t>
+        <w:t xml:space="preserve">For </w:t>
+      </w:r>
+      <w:r>
+        <w:rPr>
+          <w:b/>
+          <w:bCs/>
+        </w:rPr>
+        <w:t>PCB Rev. 0</w:t>
+      </w:r>
+      <w:r>
+        <w:t xml:space="preserve">, a </w:t>
+      </w:r>
+      <w:r>
+        <w:rPr>
+          <w:b/>
+          <w:bCs/>
+        </w:rPr>
+        <w:t>Rev. 0 mounting frame</w:t>
+      </w:r>
+      <w:r>
+        <w:t xml:space="preserve"> is required. For </w:t>
+      </w:r>
+      <w:r>
+        <w:rPr>
+          <w:b/>
+          <w:bCs/>
+        </w:rPr>
+        <w:t>PCB Rev. 1 and Rev. 2</w:t>
+      </w:r>
+      <w:r>
+        <w:t xml:space="preserve">, a </w:t>
+      </w:r>
+      <w:r>
+        <w:rPr>
+          <w:b/>
+          <w:bCs/>
+        </w:rPr>
+        <w:t>Rev. 1 mounting frame</w:t>
+      </w:r>
+      <w:r>
+        <w:t xml:space="preserve"> is required. The difference is that the Rev. 1 mounting frame supports a </w:t>
+      </w:r>
+      <w:r>
+        <w:rPr>
+          <w:b/>
+          <w:bCs/>
+        </w:rPr>
+        <w:t>9U stabilizer</w:t>
+      </w:r>
+      <w:r>
+        <w:t>, which requires one of the mounting screws to be moved a few millimeters to the right.</w:t>
       </w:r>
     </w:p>
     <w:p>
@@ -289,13 +418,30 @@
         <w:jc w:val="both"/>
       </w:pPr>
       <w:r>
-        <w:t xml:space="preserve">A stiffener is an optional part. The purpose is to stiffen the PCB. It is mounted to the keyboard with 9 each </w:t>
-      </w:r>
-      <w:r>
-        <w:t>C 2.2x6.5 H DIN 7981 self-tapping screws for sheet metal</w:t>
-      </w:r>
-      <w:r>
-        <w:t xml:space="preserve"> (</w:t>
+        <w:t xml:space="preserve">A </w:t>
+      </w:r>
+      <w:r>
+        <w:rPr>
+          <w:b/>
+          <w:bCs/>
+        </w:rPr>
+        <w:t>stiffener</w:t>
+      </w:r>
+      <w:r>
+        <w:t xml:space="preserve"> is an optional part used to increase the rigidity of the PCB. It is attached to the keyboard using </w:t>
+      </w:r>
+      <w:r>
+        <w:rPr>
+          <w:b/>
+          <w:bCs/>
+        </w:rPr>
+        <w:t>9 C 2.2 × 6.5 H DIN 7981 self-tapping sheet-metal screws</w:t>
+      </w:r>
+      <w:r>
+        <w:t xml:space="preserve"> </w:t>
+      </w:r>
+      <w:r>
+        <w:t>(</w:t>
       </w:r>
       <w:r>
         <w:fldChar w:fldCharType="begin"/>
@@ -319,7 +465,10 @@
         <w:fldChar w:fldCharType="end"/>
       </w:r>
       <w:r>
-        <w:t>). In my experience, the stiffener is not required. It is identical for all PCB revisions.</w:t>
+        <w:t xml:space="preserve">). </w:t>
+      </w:r>
+      <w:r>
+        <w:t>In my experience, the stiffener is not required. It is identical for all PCB revisions.</w:t>
       </w:r>
     </w:p>
     <w:p>
@@ -327,16 +476,27 @@
         <w:jc w:val="both"/>
       </w:pPr>
       <w:r>
-        <w:t xml:space="preserve">There are two additional C 2.9x9.5 H </w:t>
-      </w:r>
-      <w:r>
-        <w:t>DIN 7981</w:t>
-      </w:r>
-      <w:r>
-        <w:t xml:space="preserve"> screws, which hold both sides of the frame together. They are screwed in at about the middle of the northern and the southern side, as shown</w:t>
-      </w:r>
-      <w:r>
-        <w:t xml:space="preserve"> in </w:t>
+        <w:t xml:space="preserve">There are two additional </w:t>
+      </w:r>
+      <w:r>
+        <w:rPr>
+          <w:b/>
+          <w:bCs/>
+        </w:rPr>
+        <w:t>C 2.9 × 9.5 H DIN 7981</w:t>
+      </w:r>
+      <w:r>
+        <w:t xml:space="preserve"> screws that hold the two sides of the frame together. They are installed approximately in the middle of the </w:t>
+      </w:r>
+      <w:r>
+        <w:rPr>
+          <w:b/>
+          <w:bCs/>
+        </w:rPr>
+        <w:t>north and south sides</w:t>
+      </w:r>
+      <w:r>
+        <w:t xml:space="preserve">, as shown in </w:t>
       </w:r>
       <w:r>
         <w:fldChar w:fldCharType="begin"/>
@@ -372,9 +532,8 @@
         <w:rPr>
           <w:noProof/>
         </w:rPr>
-        <w:lastRenderedPageBreak/>
         <w:drawing>
-          <wp:inline distT="0" distB="0" distL="0" distR="0" wp14:anchorId="420A0D4D" wp14:editId="60A7D8F7">
+          <wp:inline distT="0" distB="0" distL="0" distR="0" wp14:anchorId="420A0D4D" wp14:editId="542E0F73">
             <wp:extent cx="5041392" cy="3358896"/>
             <wp:effectExtent l="0" t="0" r="6985" b="0"/>
             <wp:docPr id="445366272" name="Grafik 9"/>
@@ -458,7 +617,7 @@
           <w:noProof/>
         </w:rPr>
         <w:drawing>
-          <wp:inline distT="0" distB="0" distL="0" distR="0" wp14:anchorId="44065AC6" wp14:editId="37B2C7CD">
+          <wp:inline distT="0" distB="0" distL="0" distR="0" wp14:anchorId="44065AC6" wp14:editId="1943AC1A">
             <wp:extent cx="4989144" cy="1638300"/>
             <wp:effectExtent l="0" t="0" r="2540" b="0"/>
             <wp:docPr id="1174339549" name="Grafik 2"/>
@@ -625,7 +784,7 @@
         </w:rPr>
         <w:lastRenderedPageBreak/>
         <w:drawing>
-          <wp:inline distT="0" distB="0" distL="0" distR="0" wp14:anchorId="2BE53EC1" wp14:editId="11CB1A0B">
+          <wp:inline distT="0" distB="0" distL="0" distR="0" wp14:anchorId="2BE53EC1" wp14:editId="41E214C5">
             <wp:extent cx="5040484" cy="2569001"/>
             <wp:effectExtent l="0" t="0" r="8255" b="3175"/>
             <wp:docPr id="1779813050" name="Grafik 3"/>
@@ -718,13 +877,37 @@
         <w:jc w:val="both"/>
       </w:pPr>
       <w:r>
-        <w:t>The keycaps are standing out of the case in a clip case. The reason is, that the PCB has to touch the case. The height of the mounting frame is defined by the height of the clip.</w:t>
-      </w:r>
-      <w:r>
-        <w:t xml:space="preserve"> The height of the keycaps in a normal C64C case is absolutely acceptable.</w:t>
-      </w:r>
-    </w:p>
-    <w:p/>
+        <w:t xml:space="preserve">In a </w:t>
+      </w:r>
+      <w:r>
+        <w:rPr>
+          <w:b/>
+          <w:bCs/>
+        </w:rPr>
+        <w:t>C64C clip case</w:t>
+      </w:r>
+      <w:r>
+        <w:t>, the keycaps protrude slightly from the case. This is because the PCB needs to rest against the case. The height of the mounting frame is determined by the height of the clips.</w:t>
+      </w:r>
+    </w:p>
+    <w:p>
+      <w:pPr>
+        <w:jc w:val="both"/>
+      </w:pPr>
+      <w:r>
+        <w:t xml:space="preserve">With a standard </w:t>
+      </w:r>
+      <w:r>
+        <w:rPr>
+          <w:b/>
+          <w:bCs/>
+        </w:rPr>
+        <w:t>C64C case</w:t>
+      </w:r>
+      <w:r>
+        <w:t>, the height of the keycaps is perfectly acceptable.</w:t>
+      </w:r>
+    </w:p>
     <w:p>
       <w:pPr>
         <w:keepNext/>
@@ -735,7 +918,7 @@
           <w:noProof/>
         </w:rPr>
         <w:drawing>
-          <wp:inline distT="0" distB="0" distL="0" distR="0" wp14:anchorId="2C525291" wp14:editId="1526EFD2">
+          <wp:inline distT="0" distB="0" distL="0" distR="0" wp14:anchorId="2C525291" wp14:editId="77D1ACE0">
             <wp:extent cx="5041392" cy="2880360"/>
             <wp:effectExtent l="0" t="0" r="6985" b="0"/>
             <wp:docPr id="1858697171" name="Grafik 5"/>
@@ -905,7 +1088,7 @@
           <w:noProof/>
         </w:rPr>
         <w:drawing>
-          <wp:inline distT="0" distB="0" distL="0" distR="0" wp14:anchorId="68301061" wp14:editId="70D421F0">
+          <wp:inline distT="0" distB="0" distL="0" distR="0" wp14:anchorId="68301061" wp14:editId="14ED89F1">
             <wp:extent cx="5041392" cy="2557272"/>
             <wp:effectExtent l="0" t="0" r="6985" b="0"/>
             <wp:docPr id="1238744978" name="Grafik 7"/>
@@ -986,16 +1169,41 @@
         </w:numPr>
       </w:pPr>
       <w:r>
-        <w:t>The C64 USB-Keyboard Case</w:t>
-      </w:r>
-    </w:p>
-    <w:p>
-      <w:pPr>
-        <w:jc w:val="both"/>
-      </w:pPr>
-      <w:r>
-        <w:t xml:space="preserve">The USB keyboard case consists of 7 different parts. </w:t>
-      </w:r>
+        <w:t>The C64 USB</w:t>
+      </w:r>
+      <w:r>
+        <w:t xml:space="preserve"> </w:t>
+      </w:r>
+      <w:r>
+        <w:t>Keyboard Case</w:t>
+      </w:r>
+    </w:p>
+    <w:p>
+      <w:pPr>
+        <w:ind w:left="360"/>
+      </w:pPr>
+      <w:r>
+        <w:t xml:space="preserve">The USB keyboard case consists of </w:t>
+      </w:r>
+      <w:r>
+        <w:rPr>
+          <w:b/>
+          <w:bCs/>
+        </w:rPr>
+        <w:t xml:space="preserve">7 different </w:t>
+      </w:r>
+      <w:proofErr w:type="spellStart"/>
+      <w:r>
+        <w:rPr>
+          <w:b/>
+          <w:bCs/>
+        </w:rPr>
+        <w:t>parts</w:t>
+      </w:r>
+      <w:r>
+        <w:t>:</w:t>
+      </w:r>
+      <w:proofErr w:type="spellEnd"/>
     </w:p>
     <w:p>
       <w:pPr>
@@ -1006,7 +1214,14 @@
         </w:numPr>
       </w:pPr>
       <w:r>
-        <w:t>The plate (standard or classic) – two halves</w:t>
+        <w:rPr>
+          <w:b/>
+          <w:bCs/>
+        </w:rPr>
+        <w:t>The plate</w:t>
+      </w:r>
+      <w:r>
+        <w:t xml:space="preserve"> (standard or classic) – two halves</w:t>
       </w:r>
     </w:p>
     <w:p>
@@ -1018,7 +1233,14 @@
         </w:numPr>
       </w:pPr>
       <w:r>
-        <w:t>The case – two halves</w:t>
+        <w:rPr>
+          <w:b/>
+          <w:bCs/>
+        </w:rPr>
+        <w:t>The case</w:t>
+      </w:r>
+      <w:r>
+        <w:t xml:space="preserve"> – two halves</w:t>
       </w:r>
     </w:p>
     <w:p>
@@ -1030,15 +1252,41 @@
         </w:numPr>
       </w:pPr>
       <w:r>
-        <w:t>The bottom – 3 parts</w:t>
-      </w:r>
-    </w:p>
-    <w:p>
-      <w:pPr>
+        <w:rPr>
+          <w:b/>
+          <w:bCs/>
+        </w:rPr>
+        <w:t>The bottom</w:t>
+      </w:r>
+      <w:r>
+        <w:t xml:space="preserve"> – 3 parts</w:t>
+      </w:r>
+    </w:p>
+    <w:p>
+      <w:pPr>
+        <w:ind w:left="360"/>
         <w:jc w:val="both"/>
       </w:pPr>
       <w:r>
-        <w:t>The plate is a level 5mm elevated above the PCB. It has cutouts for the keyboard switches. Since it should fit on an average 3D printed, it is printed in two parts. There are two versions:</w:t>
+        <w:t xml:space="preserve">The plate is elevated </w:t>
+      </w:r>
+      <w:r>
+        <w:rPr>
+          <w:b/>
+          <w:bCs/>
+        </w:rPr>
+        <w:t>5 mm</w:t>
+      </w:r>
+      <w:r>
+        <w:t xml:space="preserve"> above the PCB and has cutouts for the keyboard switches. To fit on an average 3D printer, it is printed in two parts.</w:t>
+      </w:r>
+    </w:p>
+    <w:p>
+      <w:pPr>
+        <w:ind w:left="360"/>
+      </w:pPr>
+      <w:r>
+        <w:t>There are two versions:</w:t>
       </w:r>
     </w:p>
     <w:p>
@@ -1050,7 +1298,31 @@
         </w:numPr>
       </w:pPr>
       <w:r>
-        <w:t>Standard: all 1.5U switches populated in SW**A positions, 7U stabilizer</w:t>
+        <w:rPr>
+          <w:b/>
+          <w:bCs/>
+        </w:rPr>
+        <w:t>Standard</w:t>
+      </w:r>
+      <w:r>
+        <w:t xml:space="preserve">: all 1.5U switches populated in </w:t>
+      </w:r>
+      <w:r>
+        <w:rPr>
+          <w:b/>
+          <w:bCs/>
+        </w:rPr>
+        <w:t>SW**A</w:t>
+      </w:r>
+      <w:r>
+        <w:t xml:space="preserve"> positions, </w:t>
+      </w:r>
+      <w:r>
+        <w:rPr>
+          <w:b/>
+          <w:bCs/>
+        </w:rPr>
+        <w:t>7U stabilizer</w:t>
       </w:r>
     </w:p>
     <w:p>
@@ -1062,7 +1334,31 @@
         </w:numPr>
       </w:pPr>
       <w:r>
-        <w:t>Classic: all 1.5U switches populated in SW** positions, 9U stabilizer</w:t>
+        <w:rPr>
+          <w:b/>
+          <w:bCs/>
+        </w:rPr>
+        <w:t>Classic</w:t>
+      </w:r>
+      <w:r>
+        <w:t xml:space="preserve">: all 1.5U switches populated in </w:t>
+      </w:r>
+      <w:r>
+        <w:rPr>
+          <w:b/>
+          <w:bCs/>
+        </w:rPr>
+        <w:t>SW**</w:t>
+      </w:r>
+      <w:r>
+        <w:t xml:space="preserve"> positions, </w:t>
+      </w:r>
+      <w:r>
+        <w:rPr>
+          <w:b/>
+          <w:bCs/>
+        </w:rPr>
+        <w:t>9U stabilizer</w:t>
       </w:r>
     </w:p>
     <w:p>
@@ -1071,7 +1367,7 @@
       </w:pPr>
       <w:r>
         <w:lastRenderedPageBreak/>
-        <w:t>The case is divided into two halves for the said reasons.</w:t>
+        <w:t>The case is divided into two halves for the same reason: to fit on a standard 3D printer.</w:t>
       </w:r>
     </w:p>
     <w:p>
@@ -1087,10 +1383,14 @@
         <w:jc w:val="both"/>
       </w:pPr>
       <w:r>
-        <w:t xml:space="preserve">They USB-keyboard case requires 42 each </w:t>
-      </w:r>
-      <w:r>
-        <w:t>C 2.2x6.5 H DIN 7981 self-tapping screws for sheet metal</w:t>
+        <w:t xml:space="preserve">The USB keyboard case requires </w:t>
+      </w:r>
+      <w:r>
+        <w:rPr>
+          <w:b/>
+          <w:bCs/>
+        </w:rPr>
+        <w:t>42 C 2.2 × 6.5 H DIN 7981 self-tapping sheet-metal screws</w:t>
       </w:r>
       <w:r>
         <w:t>:</w:t>
@@ -1142,7 +1442,7 @@
           <w:noProof/>
         </w:rPr>
         <w:drawing>
-          <wp:inline distT="0" distB="0" distL="0" distR="0" wp14:anchorId="65A2DC70" wp14:editId="05AD9FB2">
+          <wp:inline distT="0" distB="0" distL="0" distR="0" wp14:anchorId="65A2DC70" wp14:editId="5ADABF66">
             <wp:extent cx="5041392" cy="3361944"/>
             <wp:effectExtent l="0" t="0" r="6985" b="0"/>
             <wp:docPr id="1549494205" name="Grafik 1"/>
@@ -1219,10 +1519,35 @@
         <w:jc w:val="both"/>
       </w:pPr>
       <w:r>
-        <w:t>It is important, that the plates are properly de-burred, before they are installed.</w:t>
-      </w:r>
-      <w:r>
-        <w:t xml:space="preserve"> They are already a bit wider, than the standard measures, since cutouts tend to be less wide, than constructed in 3D printing. Not de-burring them could result in high forces being required for installing the switches, in not properly seated switches (especially on hot swap sockets) and damaged hot swap sockets (happened to me).</w:t>
+        <w:t xml:space="preserve">It is important that the plates are properly </w:t>
+      </w:r>
+      <w:r>
+        <w:rPr>
+          <w:b/>
+          <w:bCs/>
+        </w:rPr>
+        <w:t>de-burred</w:t>
+      </w:r>
+      <w:r>
+        <w:t xml:space="preserve"> before installation. They are already slightly wider than the standard dimensions because cutouts tend to be narrower than designed when 3D printed.</w:t>
+      </w:r>
+    </w:p>
+    <w:p>
+      <w:pPr>
+        <w:jc w:val="both"/>
+      </w:pPr>
+      <w:r>
+        <w:t xml:space="preserve">Failing to de-burr the plates can result in excessive force being required to install the switches, switches not seating properly—especially when using </w:t>
+      </w:r>
+      <w:r>
+        <w:rPr>
+          <w:b/>
+          <w:bCs/>
+        </w:rPr>
+        <w:t>hot-swap sockets</w:t>
+      </w:r>
+      <w:r>
+        <w:t>—and damage to the hot-swap sockets. I have experienced the latter myself.</w:t>
       </w:r>
     </w:p>
     <w:p>
@@ -1236,9 +1561,9 @@
         </w:rPr>
         <w:lastRenderedPageBreak/>
         <w:drawing>
-          <wp:inline distT="0" distB="0" distL="0" distR="0" wp14:anchorId="00BBBA43" wp14:editId="2F811273">
-            <wp:extent cx="5041392" cy="3361944"/>
-            <wp:effectExtent l="0" t="0" r="6985" b="0"/>
+          <wp:inline distT="0" distB="0" distL="0" distR="0" wp14:anchorId="00BBBA43" wp14:editId="074D6486">
+            <wp:extent cx="5041392" cy="1612392"/>
+            <wp:effectExtent l="0" t="0" r="6985" b="6985"/>
             <wp:docPr id="458221513" name="Grafik 8"/>
             <wp:cNvGraphicFramePr>
               <a:graphicFrameLocks xmlns:a="http://schemas.openxmlformats.org/drawingml/2006/main" noChangeAspect="1"/>
@@ -1247,7 +1572,7 @@
               <a:graphicData uri="http://schemas.openxmlformats.org/drawingml/2006/picture">
                 <pic:pic xmlns:pic="http://schemas.openxmlformats.org/drawingml/2006/picture">
                   <pic:nvPicPr>
-                    <pic:cNvPr id="458221513" name="Grafik 458221513"/>
+                    <pic:cNvPr id="458221513" name="Grafik 8"/>
                     <pic:cNvPicPr/>
                   </pic:nvPicPr>
                   <pic:blipFill>
@@ -1265,7 +1590,7 @@
                   <pic:spPr>
                     <a:xfrm>
                       <a:off x="0" y="0"/>
-                      <a:ext cx="5041392" cy="3361944"/>
+                      <a:ext cx="5041392" cy="1612392"/>
                     </a:xfrm>
                     <a:prstGeom prst="rect">
                       <a:avLst/>
@@ -1307,7 +1632,98 @@
       </w:r>
       <w:bookmarkEnd w:id="3"/>
       <w:r>
-        <w:t>: standard (top) and classic (bottom) USB-keyboard case</w:t>
+        <w:t>: USB</w:t>
+      </w:r>
+      <w:r>
+        <w:t xml:space="preserve"> </w:t>
+      </w:r>
+      <w:r>
+        <w:t>keyboard case</w:t>
+      </w:r>
+      <w:r>
+        <w:t xml:space="preserve"> with DIY keycaps (UV-decals)</w:t>
+      </w:r>
+    </w:p>
+    <w:p>
+      <w:pPr>
+        <w:keepNext/>
+        <w:jc w:val="center"/>
+      </w:pPr>
+      <w:r>
+        <w:rPr>
+          <w:noProof/>
+        </w:rPr>
+        <w:drawing>
+          <wp:inline distT="0" distB="0" distL="0" distR="0" wp14:anchorId="64951564" wp14:editId="471838F2">
+            <wp:extent cx="5041392" cy="1648968"/>
+            <wp:effectExtent l="0" t="0" r="6985" b="8890"/>
+            <wp:docPr id="1081951252" name="Grafik 1"/>
+            <wp:cNvGraphicFramePr>
+              <a:graphicFrameLocks xmlns:a="http://schemas.openxmlformats.org/drawingml/2006/main" noChangeAspect="1"/>
+            </wp:cNvGraphicFramePr>
+            <a:graphic xmlns:a="http://schemas.openxmlformats.org/drawingml/2006/main">
+              <a:graphicData uri="http://schemas.openxmlformats.org/drawingml/2006/picture">
+                <pic:pic xmlns:pic="http://schemas.openxmlformats.org/drawingml/2006/picture">
+                  <pic:nvPicPr>
+                    <pic:cNvPr id="1081951252" name="Grafik 1081951252"/>
+                    <pic:cNvPicPr/>
+                  </pic:nvPicPr>
+                  <pic:blipFill>
+                    <a:blip r:embed="rId18" cstate="print">
+                      <a:extLst>
+                        <a:ext uri="{28A0092B-C50C-407E-A947-70E740481C1C}">
+                          <a14:useLocalDpi xmlns:a14="http://schemas.microsoft.com/office/drawing/2010/main" val="0"/>
+                        </a:ext>
+                      </a:extLst>
+                    </a:blip>
+                    <a:stretch>
+                      <a:fillRect/>
+                    </a:stretch>
+                  </pic:blipFill>
+                  <pic:spPr>
+                    <a:xfrm>
+                      <a:off x="0" y="0"/>
+                      <a:ext cx="5041392" cy="1648968"/>
+                    </a:xfrm>
+                    <a:prstGeom prst="rect">
+                      <a:avLst/>
+                    </a:prstGeom>
+                  </pic:spPr>
+                </pic:pic>
+              </a:graphicData>
+            </a:graphic>
+          </wp:inline>
+        </w:drawing>
+      </w:r>
+    </w:p>
+    <w:p>
+      <w:pPr>
+        <w:pStyle w:val="Beschriftung"/>
+        <w:jc w:val="center"/>
+      </w:pPr>
+      <w:r>
+        <w:t xml:space="preserve">Figure </w:t>
+      </w:r>
+      <w:r>
+        <w:fldChar w:fldCharType="begin"/>
+      </w:r>
+      <w:r>
+        <w:instrText xml:space="preserve"> SEQ Figure \* ARABIC </w:instrText>
+      </w:r>
+      <w:r>
+        <w:fldChar w:fldCharType="separate"/>
+      </w:r>
+      <w:r>
+        <w:rPr>
+          <w:noProof/>
+        </w:rPr>
+        <w:t>11</w:t>
+      </w:r>
+      <w:r>
+        <w:fldChar w:fldCharType="end"/>
+      </w:r>
+      <w:r>
+        <w:t>: USB keyboard case with original keycaps</w:t>
       </w:r>
     </w:p>
     <w:p>
@@ -1324,50 +1740,9 @@
         <w:t xml:space="preserve"> They are using the same mounting holes of the PCB like the stiffener (plus holes added in PCB Rev. 1).</w:t>
       </w:r>
     </w:p>
-    <w:p>
-      <w:pPr>
-        <w:jc w:val="both"/>
-      </w:pPr>
-      <w:r>
-        <w:t xml:space="preserve">Note: </w:t>
-      </w:r>
-      <w:r>
-        <w:fldChar w:fldCharType="begin"/>
-      </w:r>
-      <w:r>
-        <w:instrText xml:space="preserve"> REF _Ref237172320 \h </w:instrText>
-      </w:r>
-      <w:r>
-        <w:fldChar w:fldCharType="separate"/>
-      </w:r>
-      <w:r>
-        <w:t xml:space="preserve">Figure </w:t>
-      </w:r>
-      <w:r>
-        <w:rPr>
-          <w:noProof/>
-        </w:rPr>
-        <w:t>10</w:t>
-      </w:r>
-      <w:r>
-        <w:fldChar w:fldCharType="end"/>
-      </w:r>
-      <w:r>
-        <w:t xml:space="preserve"> shows a keyboard, that was constructed with the recalled keycap adapters, that were not properly aligned, which is visible on the bottom keyboard. They were immediately replaced by Retro Fuzion with perfect keycap adapters. They are installed in </w:t>
-      </w:r>
-      <w:proofErr w:type="gramStart"/>
-      <w:r>
-        <w:t>a</w:t>
-      </w:r>
-      <w:proofErr w:type="gramEnd"/>
-      <w:r>
-        <w:t xml:space="preserve"> Ultimate 64 and I didn’t want to transplant them for the picture. Fresh keycap adapters are on their way from Australia.</w:t>
-      </w:r>
-    </w:p>
-    <w:p/>
     <w:sectPr>
-      <w:footerReference w:type="default" r:id="rId18"/>
-      <w:footerReference w:type="first" r:id="rId19"/>
+      <w:footerReference w:type="default" r:id="rId19"/>
+      <w:footerReference w:type="first" r:id="rId20"/>
       <w:pgSz w:w="11906" w:h="16838"/>
       <w:pgMar w:top="1417" w:right="1417" w:bottom="1134" w:left="1417" w:header="708" w:footer="708" w:gutter="0"/>
       <w:cols w:space="708"/>
@@ -1458,7 +1833,7 @@
       <w:rPr>
         <w:noProof/>
       </w:rPr>
-      <w:t>09.08.2026 12:56</w:t>
+      <w:t>31.08.2026 16:52</w:t>
     </w:r>
     <w:r>
       <w:fldChar w:fldCharType="end"/>
@@ -1739,7 +2114,7 @@
         <w:sz w:val="20"/>
         <w:szCs w:val="20"/>
       </w:rPr>
-      <w:t>09.08.2026 12:56</w:t>
+      <w:t>31.08.2026 16:52</w:t>
     </w:r>
     <w:r>
       <w:rPr>
@@ -2216,6 +2591,155 @@
     </w:lvl>
   </w:abstractNum>
   <w:abstractNum w:abstractNumId="2" w15:restartNumberingAfterBreak="0">
+    <w:nsid w:val="487609C5"/>
+    <w:multiLevelType w:val="multilevel"/>
+    <w:tmpl w:val="DACECA20"/>
+    <w:lvl w:ilvl="0">
+      <w:start w:val="1"/>
+      <w:numFmt w:val="bullet"/>
+      <w:lvlText w:val=""/>
+      <w:lvlJc w:val="left"/>
+      <w:pPr>
+        <w:tabs>
+          <w:tab w:val="num" w:pos="720"/>
+        </w:tabs>
+        <w:ind w:left="720" w:hanging="360"/>
+      </w:pPr>
+      <w:rPr>
+        <w:rFonts w:ascii="Symbol" w:hAnsi="Symbol" w:hint="default"/>
+        <w:sz w:val="20"/>
+      </w:rPr>
+    </w:lvl>
+    <w:lvl w:ilvl="1" w:tentative="1">
+      <w:start w:val="1"/>
+      <w:numFmt w:val="bullet"/>
+      <w:lvlText w:val="o"/>
+      <w:lvlJc w:val="left"/>
+      <w:pPr>
+        <w:tabs>
+          <w:tab w:val="num" w:pos="1440"/>
+        </w:tabs>
+        <w:ind w:left="1440" w:hanging="360"/>
+      </w:pPr>
+      <w:rPr>
+        <w:rFonts w:ascii="Courier New" w:hAnsi="Courier New" w:hint="default"/>
+        <w:sz w:val="20"/>
+      </w:rPr>
+    </w:lvl>
+    <w:lvl w:ilvl="2" w:tentative="1">
+      <w:start w:val="1"/>
+      <w:numFmt w:val="bullet"/>
+      <w:lvlText w:val=""/>
+      <w:lvlJc w:val="left"/>
+      <w:pPr>
+        <w:tabs>
+          <w:tab w:val="num" w:pos="2160"/>
+        </w:tabs>
+        <w:ind w:left="2160" w:hanging="360"/>
+      </w:pPr>
+      <w:rPr>
+        <w:rFonts w:ascii="Wingdings" w:hAnsi="Wingdings" w:hint="default"/>
+        <w:sz w:val="20"/>
+      </w:rPr>
+    </w:lvl>
+    <w:lvl w:ilvl="3" w:tentative="1">
+      <w:start w:val="1"/>
+      <w:numFmt w:val="bullet"/>
+      <w:lvlText w:val=""/>
+      <w:lvlJc w:val="left"/>
+      <w:pPr>
+        <w:tabs>
+          <w:tab w:val="num" w:pos="2880"/>
+        </w:tabs>
+        <w:ind w:left="2880" w:hanging="360"/>
+      </w:pPr>
+      <w:rPr>
+        <w:rFonts w:ascii="Wingdings" w:hAnsi="Wingdings" w:hint="default"/>
+        <w:sz w:val="20"/>
+      </w:rPr>
+    </w:lvl>
+    <w:lvl w:ilvl="4" w:tentative="1">
+      <w:start w:val="1"/>
+      <w:numFmt w:val="bullet"/>
+      <w:lvlText w:val=""/>
+      <w:lvlJc w:val="left"/>
+      <w:pPr>
+        <w:tabs>
+          <w:tab w:val="num" w:pos="3600"/>
+        </w:tabs>
+        <w:ind w:left="3600" w:hanging="360"/>
+      </w:pPr>
+      <w:rPr>
+        <w:rFonts w:ascii="Wingdings" w:hAnsi="Wingdings" w:hint="default"/>
+        <w:sz w:val="20"/>
+      </w:rPr>
+    </w:lvl>
+    <w:lvl w:ilvl="5" w:tentative="1">
+      <w:start w:val="1"/>
+      <w:numFmt w:val="bullet"/>
+      <w:lvlText w:val=""/>
+      <w:lvlJc w:val="left"/>
+      <w:pPr>
+        <w:tabs>
+          <w:tab w:val="num" w:pos="4320"/>
+        </w:tabs>
+        <w:ind w:left="4320" w:hanging="360"/>
+      </w:pPr>
+      <w:rPr>
+        <w:rFonts w:ascii="Wingdings" w:hAnsi="Wingdings" w:hint="default"/>
+        <w:sz w:val="20"/>
+      </w:rPr>
+    </w:lvl>
+    <w:lvl w:ilvl="6" w:tentative="1">
+      <w:start w:val="1"/>
+      <w:numFmt w:val="bullet"/>
+      <w:lvlText w:val=""/>
+      <w:lvlJc w:val="left"/>
+      <w:pPr>
+        <w:tabs>
+          <w:tab w:val="num" w:pos="5040"/>
+        </w:tabs>
+        <w:ind w:left="5040" w:hanging="360"/>
+      </w:pPr>
+      <w:rPr>
+        <w:rFonts w:ascii="Wingdings" w:hAnsi="Wingdings" w:hint="default"/>
+        <w:sz w:val="20"/>
+      </w:rPr>
+    </w:lvl>
+    <w:lvl w:ilvl="7" w:tentative="1">
+      <w:start w:val="1"/>
+      <w:numFmt w:val="bullet"/>
+      <w:lvlText w:val=""/>
+      <w:lvlJc w:val="left"/>
+      <w:pPr>
+        <w:tabs>
+          <w:tab w:val="num" w:pos="5760"/>
+        </w:tabs>
+        <w:ind w:left="5760" w:hanging="360"/>
+      </w:pPr>
+      <w:rPr>
+        <w:rFonts w:ascii="Wingdings" w:hAnsi="Wingdings" w:hint="default"/>
+        <w:sz w:val="20"/>
+      </w:rPr>
+    </w:lvl>
+    <w:lvl w:ilvl="8" w:tentative="1">
+      <w:start w:val="1"/>
+      <w:numFmt w:val="bullet"/>
+      <w:lvlText w:val=""/>
+      <w:lvlJc w:val="left"/>
+      <w:pPr>
+        <w:tabs>
+          <w:tab w:val="num" w:pos="6480"/>
+        </w:tabs>
+        <w:ind w:left="6480" w:hanging="360"/>
+      </w:pPr>
+      <w:rPr>
+        <w:rFonts w:ascii="Wingdings" w:hAnsi="Wingdings" w:hint="default"/>
+        <w:sz w:val="20"/>
+      </w:rPr>
+    </w:lvl>
+  </w:abstractNum>
+  <w:abstractNum w:abstractNumId="3" w15:restartNumberingAfterBreak="0">
     <w:nsid w:val="4B107994"/>
     <w:multiLevelType w:val="hybridMultilevel"/>
     <w:tmpl w:val="07D2433E"/>
@@ -2328,7 +2852,7 @@
       </w:rPr>
     </w:lvl>
   </w:abstractNum>
-  <w:abstractNum w:abstractNumId="3" w15:restartNumberingAfterBreak="0">
+  <w:abstractNum w:abstractNumId="4" w15:restartNumberingAfterBreak="0">
     <w:nsid w:val="55B37094"/>
     <w:multiLevelType w:val="hybridMultilevel"/>
     <w:tmpl w:val="52F016FA"/>
@@ -2441,7 +2965,7 @@
       </w:rPr>
     </w:lvl>
   </w:abstractNum>
-  <w:abstractNum w:abstractNumId="4" w15:restartNumberingAfterBreak="0">
+  <w:abstractNum w:abstractNumId="5" w15:restartNumberingAfterBreak="0">
     <w:nsid w:val="784A08E6"/>
     <w:multiLevelType w:val="multilevel"/>
     <w:tmpl w:val="0407001F"/>
@@ -2528,7 +3052,7 @@
     </w:lvl>
   </w:abstractNum>
   <w:num w:numId="1" w16cid:durableId="1800800642">
-    <w:abstractNumId w:val="4"/>
+    <w:abstractNumId w:val="5"/>
   </w:num>
   <w:num w:numId="2" w16cid:durableId="312947948">
     <w:abstractNumId w:val="0"/>
@@ -2537,10 +3061,13 @@
     <w:abstractNumId w:val="1"/>
   </w:num>
   <w:num w:numId="4" w16cid:durableId="10187958">
-    <w:abstractNumId w:val="2"/>
+    <w:abstractNumId w:val="3"/>
   </w:num>
   <w:num w:numId="5" w16cid:durableId="1018892477">
-    <w:abstractNumId w:val="3"/>
+    <w:abstractNumId w:val="4"/>
+  </w:num>
+  <w:num w:numId="6" w16cid:durableId="1642886544">
+    <w:abstractNumId w:val="2"/>
   </w:num>
 </w:numbering>
 </file>
@@ -3079,7 +3606,6 @@
   <w:style w:type="character" w:default="1" w:styleId="Absatz-Standardschriftart">
     <w:name w:val="Default Paragraph Font"/>
     <w:uiPriority w:val="1"/>
-    <w:semiHidden/>
     <w:unhideWhenUsed/>
   </w:style>
   <w:style w:type="table" w:default="1" w:styleId="NormaleTabelle">
@@ -3607,6 +4133,37 @@
       <w:color w:val="44546A" w:themeColor="text2"/>
       <w:sz w:val="18"/>
       <w:szCs w:val="22"/>
+    </w:rPr>
+  </w:style>
+  <w:style w:type="paragraph" w:customStyle="1" w:styleId="isselectedend">
+    <w:name w:val="isselectedend"/>
+    <w:basedOn w:val="Standard"/>
+    <w:rsid w:val="00903F7D"/>
+    <w:pPr>
+      <w:spacing w:before="100" w:beforeAutospacing="1" w:after="100" w:afterAutospacing="1" w:line="240" w:lineRule="auto"/>
+    </w:pPr>
+    <w:rPr>
+      <w:rFonts w:ascii="Times New Roman" w:eastAsia="Times New Roman" w:hAnsi="Times New Roman" w:cs="Times New Roman"/>
+      <w:sz w:val="24"/>
+      <w:szCs w:val="24"/>
+      <w:lang w:val="de-DE" w:eastAsia="de-DE" w:bidi="ar-SA"/>
+    </w:rPr>
+  </w:style>
+  <w:style w:type="paragraph" w:styleId="StandardWeb">
+    <w:name w:val="Normal (Web)"/>
+    <w:basedOn w:val="Standard"/>
+    <w:uiPriority w:val="99"/>
+    <w:semiHidden/>
+    <w:unhideWhenUsed/>
+    <w:rsid w:val="00903F7D"/>
+    <w:pPr>
+      <w:spacing w:before="100" w:beforeAutospacing="1" w:after="100" w:afterAutospacing="1" w:line="240" w:lineRule="auto"/>
+    </w:pPr>
+    <w:rPr>
+      <w:rFonts w:ascii="Times New Roman" w:eastAsia="Times New Roman" w:hAnsi="Times New Roman" w:cs="Times New Roman"/>
+      <w:sz w:val="24"/>
+      <w:szCs w:val="24"/>
+      <w:lang w:val="de-DE" w:eastAsia="de-DE" w:bidi="ar-SA"/>
     </w:rPr>
   </w:style>
 </w:styles>
